--- a/Exptal Sessions/R/Outputs/SEM_Round8_Summary_Table.docx
+++ b/Exptal Sessions/R/Outputs/SEM_Round8_Summary_Table.docx
@@ -13,18 +13,18 @@
     <w:tbl>
       <w:tblPr>
         <w:tblStyle w:val="Table"/>
-        <w:tblW w:w="5148" w:type="pct"/>
+        <w:tblW w:w="5288" w:type="pct"/>
         <w:tblLayout w:type="fixed"/>
         <w:tblLook w:val="0060" w:firstRow="1" w:lastRow="1" w:firstColumn="0" w:lastColumn="0" w:noHBand="0" w:noVBand="0"/>
       </w:tblPr>
       <w:tblGrid>
-        <w:gridCol w:w="1354"/>
-        <w:gridCol w:w="1312"/>
-        <w:gridCol w:w="1354"/>
-        <w:gridCol w:w="1309"/>
-        <w:gridCol w:w="1312"/>
-        <w:gridCol w:w="1354"/>
-        <w:gridCol w:w="1327"/>
+        <w:gridCol w:w="1879"/>
+        <w:gridCol w:w="1282"/>
+        <w:gridCol w:w="1283"/>
+        <w:gridCol w:w="1283"/>
+        <w:gridCol w:w="1283"/>
+        <w:gridCol w:w="1283"/>
+        <w:gridCol w:w="1283"/>
       </w:tblGrid>
       <w:tr>
         <w:trPr>
@@ -33,10 +33,11 @@
         </w:trPr>
         <w:tc>
           <w:tcPr>
-            <w:tcW w:w="1354" w:type="dxa"/>
+            <w:tcW w:w="2093" w:type="dxa"/>
             <w:tcBorders>
               <w:top w:val="single" w:sz="4" w:space="0" w:color="auto"/>
-              <w:bottom w:val="single" w:sz="2" w:space="0" w:color="auto"/>
+              <w:left w:val="single" w:sz="4" w:space="0" w:color="auto"/>
+              <w:right w:val="single" w:sz="4" w:space="0" w:color="auto"/>
             </w:tcBorders>
           </w:tcPr>
           <w:p>
@@ -58,10 +59,10 @@
         </w:tc>
         <w:tc>
           <w:tcPr>
-            <w:tcW w:w="1312" w:type="dxa"/>
+            <w:tcW w:w="1418" w:type="dxa"/>
             <w:tcBorders>
               <w:top w:val="single" w:sz="4" w:space="0" w:color="auto"/>
-              <w:bottom w:val="single" w:sz="2" w:space="0" w:color="auto"/>
+              <w:left w:val="single" w:sz="4" w:space="0" w:color="auto"/>
             </w:tcBorders>
           </w:tcPr>
           <w:p>
@@ -99,10 +100,9 @@
         </w:tc>
         <w:tc>
           <w:tcPr>
-            <w:tcW w:w="1354" w:type="dxa"/>
+            <w:tcW w:w="1418" w:type="dxa"/>
             <w:tcBorders>
               <w:top w:val="single" w:sz="4" w:space="0" w:color="auto"/>
-              <w:bottom w:val="single" w:sz="2" w:space="0" w:color="auto"/>
             </w:tcBorders>
           </w:tcPr>
           <w:p>
@@ -140,10 +140,10 @@
         </w:tc>
         <w:tc>
           <w:tcPr>
-            <w:tcW w:w="1309" w:type="dxa"/>
+            <w:tcW w:w="1418" w:type="dxa"/>
             <w:tcBorders>
               <w:top w:val="single" w:sz="4" w:space="0" w:color="auto"/>
-              <w:bottom w:val="single" w:sz="2" w:space="0" w:color="auto"/>
+              <w:right w:val="single" w:sz="4" w:space="0" w:color="auto"/>
             </w:tcBorders>
           </w:tcPr>
           <w:p>
@@ -165,10 +165,10 @@
         </w:tc>
         <w:tc>
           <w:tcPr>
-            <w:tcW w:w="1312" w:type="dxa"/>
+            <w:tcW w:w="1418" w:type="dxa"/>
             <w:tcBorders>
               <w:top w:val="single" w:sz="4" w:space="0" w:color="auto"/>
-              <w:bottom w:val="single" w:sz="2" w:space="0" w:color="auto"/>
+              <w:left w:val="single" w:sz="4" w:space="0" w:color="auto"/>
             </w:tcBorders>
           </w:tcPr>
           <w:p>
@@ -206,10 +206,9 @@
         </w:tc>
         <w:tc>
           <w:tcPr>
-            <w:tcW w:w="1354" w:type="dxa"/>
+            <w:tcW w:w="1418" w:type="dxa"/>
             <w:tcBorders>
               <w:top w:val="single" w:sz="4" w:space="0" w:color="auto"/>
-              <w:bottom w:val="single" w:sz="2" w:space="0" w:color="auto"/>
             </w:tcBorders>
           </w:tcPr>
           <w:p>
@@ -247,10 +246,10 @@
         </w:tc>
         <w:tc>
           <w:tcPr>
-            <w:tcW w:w="1327" w:type="dxa"/>
+            <w:tcW w:w="1418" w:type="dxa"/>
             <w:tcBorders>
               <w:top w:val="single" w:sz="4" w:space="0" w:color="auto"/>
-              <w:bottom w:val="single" w:sz="2" w:space="0" w:color="auto"/>
+              <w:right w:val="single" w:sz="4" w:space="0" w:color="auto"/>
             </w:tcBorders>
           </w:tcPr>
           <w:p>
@@ -274,9 +273,10 @@
       <w:tr>
         <w:tc>
           <w:tcPr>
-            <w:tcW w:w="1354" w:type="dxa"/>
-            <w:tcBorders>
-              <w:top w:val="single" w:sz="2" w:space="0" w:color="auto"/>
+            <w:tcW w:w="2093" w:type="dxa"/>
+            <w:tcBorders>
+              <w:left w:val="single" w:sz="4" w:space="0" w:color="auto"/>
+              <w:right w:val="single" w:sz="4" w:space="0" w:color="auto"/>
             </w:tcBorders>
           </w:tcPr>
           <w:p>
@@ -298,27 +298,24 @@
         </w:tc>
         <w:tc>
           <w:tcPr>
-            <w:tcW w:w="1312" w:type="dxa"/>
-            <w:tcBorders>
-              <w:top w:val="single" w:sz="2" w:space="0" w:color="auto"/>
-            </w:tcBorders>
-          </w:tcPr>
-          <w:p>
-            <w:pPr>
-              <w:pStyle w:val="Compact"/>
-              <w:rPr>
-                <w:sz w:val="20"/>
-                <w:szCs w:val="20"/>
-              </w:rPr>
-            </w:pPr>
-          </w:p>
-        </w:tc>
-        <w:tc>
-          <w:tcPr>
-            <w:tcW w:w="1354" w:type="dxa"/>
-            <w:tcBorders>
-              <w:top w:val="single" w:sz="2" w:space="0" w:color="auto"/>
-            </w:tcBorders>
+            <w:tcW w:w="1418" w:type="dxa"/>
+            <w:tcBorders>
+              <w:left w:val="single" w:sz="4" w:space="0" w:color="auto"/>
+            </w:tcBorders>
+          </w:tcPr>
+          <w:p>
+            <w:pPr>
+              <w:pStyle w:val="Compact"/>
+              <w:rPr>
+                <w:sz w:val="20"/>
+                <w:szCs w:val="20"/>
+              </w:rPr>
+            </w:pPr>
+          </w:p>
+        </w:tc>
+        <w:tc>
+          <w:tcPr>
+            <w:tcW w:w="1418" w:type="dxa"/>
           </w:tcPr>
           <w:p>
             <w:pPr>
@@ -339,9 +336,9 @@
         </w:tc>
         <w:tc>
           <w:tcPr>
-            <w:tcW w:w="1309" w:type="dxa"/>
-            <w:tcBorders>
-              <w:top w:val="single" w:sz="2" w:space="0" w:color="auto"/>
+            <w:tcW w:w="1418" w:type="dxa"/>
+            <w:tcBorders>
+              <w:right w:val="single" w:sz="4" w:space="0" w:color="auto"/>
             </w:tcBorders>
           </w:tcPr>
           <w:p>
@@ -363,27 +360,24 @@
         </w:tc>
         <w:tc>
           <w:tcPr>
-            <w:tcW w:w="1312" w:type="dxa"/>
-            <w:tcBorders>
-              <w:top w:val="single" w:sz="2" w:space="0" w:color="auto"/>
-            </w:tcBorders>
-          </w:tcPr>
-          <w:p>
-            <w:pPr>
-              <w:pStyle w:val="Compact"/>
-              <w:rPr>
-                <w:sz w:val="20"/>
-                <w:szCs w:val="20"/>
-              </w:rPr>
-            </w:pPr>
-          </w:p>
-        </w:tc>
-        <w:tc>
-          <w:tcPr>
-            <w:tcW w:w="1354" w:type="dxa"/>
-            <w:tcBorders>
-              <w:top w:val="single" w:sz="2" w:space="0" w:color="auto"/>
-            </w:tcBorders>
+            <w:tcW w:w="1418" w:type="dxa"/>
+            <w:tcBorders>
+              <w:left w:val="single" w:sz="4" w:space="0" w:color="auto"/>
+            </w:tcBorders>
+          </w:tcPr>
+          <w:p>
+            <w:pPr>
+              <w:pStyle w:val="Compact"/>
+              <w:rPr>
+                <w:sz w:val="20"/>
+                <w:szCs w:val="20"/>
+              </w:rPr>
+            </w:pPr>
+          </w:p>
+        </w:tc>
+        <w:tc>
+          <w:tcPr>
+            <w:tcW w:w="1418" w:type="dxa"/>
           </w:tcPr>
           <w:p>
             <w:pPr>
@@ -404,9 +398,9 @@
         </w:tc>
         <w:tc>
           <w:tcPr>
-            <w:tcW w:w="1327" w:type="dxa"/>
-            <w:tcBorders>
-              <w:top w:val="single" w:sz="2" w:space="0" w:color="auto"/>
+            <w:tcW w:w="1418" w:type="dxa"/>
+            <w:tcBorders>
+              <w:right w:val="single" w:sz="4" w:space="0" w:color="auto"/>
             </w:tcBorders>
           </w:tcPr>
           <w:p>
@@ -430,7 +424,11 @@
       <w:tr>
         <w:tc>
           <w:tcPr>
-            <w:tcW w:w="1354" w:type="dxa"/>
+            <w:tcW w:w="2093" w:type="dxa"/>
+            <w:tcBorders>
+              <w:left w:val="single" w:sz="4" w:space="0" w:color="auto"/>
+              <w:right w:val="single" w:sz="4" w:space="0" w:color="auto"/>
+            </w:tcBorders>
           </w:tcPr>
           <w:p>
             <w:pPr>
@@ -451,7 +449,10 @@
         </w:tc>
         <w:tc>
           <w:tcPr>
-            <w:tcW w:w="1312" w:type="dxa"/>
+            <w:tcW w:w="1418" w:type="dxa"/>
+            <w:tcBorders>
+              <w:left w:val="single" w:sz="4" w:space="0" w:color="auto"/>
+            </w:tcBorders>
           </w:tcPr>
           <w:p>
             <w:pPr>
@@ -472,21 +473,24 @@
         </w:tc>
         <w:tc>
           <w:tcPr>
-            <w:tcW w:w="1354" w:type="dxa"/>
-          </w:tcPr>
-          <w:p>
-            <w:pPr>
-              <w:pStyle w:val="Compact"/>
-              <w:rPr>
-                <w:sz w:val="20"/>
-                <w:szCs w:val="20"/>
-              </w:rPr>
-            </w:pPr>
-          </w:p>
-        </w:tc>
-        <w:tc>
-          <w:tcPr>
-            <w:tcW w:w="1309" w:type="dxa"/>
+            <w:tcW w:w="1418" w:type="dxa"/>
+          </w:tcPr>
+          <w:p>
+            <w:pPr>
+              <w:pStyle w:val="Compact"/>
+              <w:rPr>
+                <w:sz w:val="20"/>
+                <w:szCs w:val="20"/>
+              </w:rPr>
+            </w:pPr>
+          </w:p>
+        </w:tc>
+        <w:tc>
+          <w:tcPr>
+            <w:tcW w:w="1418" w:type="dxa"/>
+            <w:tcBorders>
+              <w:right w:val="single" w:sz="4" w:space="0" w:color="auto"/>
+            </w:tcBorders>
           </w:tcPr>
           <w:p>
             <w:pPr>
@@ -507,7 +511,10 @@
         </w:tc>
         <w:tc>
           <w:tcPr>
-            <w:tcW w:w="1312" w:type="dxa"/>
+            <w:tcW w:w="1418" w:type="dxa"/>
+            <w:tcBorders>
+              <w:left w:val="single" w:sz="4" w:space="0" w:color="auto"/>
+            </w:tcBorders>
           </w:tcPr>
           <w:p>
             <w:pPr>
@@ -528,21 +535,24 @@
         </w:tc>
         <w:tc>
           <w:tcPr>
-            <w:tcW w:w="1354" w:type="dxa"/>
-          </w:tcPr>
-          <w:p>
-            <w:pPr>
-              <w:pStyle w:val="Compact"/>
-              <w:rPr>
-                <w:sz w:val="20"/>
-                <w:szCs w:val="20"/>
-              </w:rPr>
-            </w:pPr>
-          </w:p>
-        </w:tc>
-        <w:tc>
-          <w:tcPr>
-            <w:tcW w:w="1327" w:type="dxa"/>
+            <w:tcW w:w="1418" w:type="dxa"/>
+          </w:tcPr>
+          <w:p>
+            <w:pPr>
+              <w:pStyle w:val="Compact"/>
+              <w:rPr>
+                <w:sz w:val="20"/>
+                <w:szCs w:val="20"/>
+              </w:rPr>
+            </w:pPr>
+          </w:p>
+        </w:tc>
+        <w:tc>
+          <w:tcPr>
+            <w:tcW w:w="1418" w:type="dxa"/>
+            <w:tcBorders>
+              <w:right w:val="single" w:sz="4" w:space="0" w:color="auto"/>
+            </w:tcBorders>
           </w:tcPr>
           <w:p>
             <w:pPr>
@@ -565,7 +575,11 @@
       <w:tr>
         <w:tc>
           <w:tcPr>
-            <w:tcW w:w="1354" w:type="dxa"/>
+            <w:tcW w:w="2093" w:type="dxa"/>
+            <w:tcBorders>
+              <w:left w:val="single" w:sz="4" w:space="0" w:color="auto"/>
+              <w:right w:val="single" w:sz="4" w:space="0" w:color="auto"/>
+            </w:tcBorders>
           </w:tcPr>
           <w:p>
             <w:pPr>
@@ -586,21 +600,24 @@
         </w:tc>
         <w:tc>
           <w:tcPr>
-            <w:tcW w:w="1312" w:type="dxa"/>
-          </w:tcPr>
-          <w:p>
-            <w:pPr>
-              <w:pStyle w:val="Compact"/>
-              <w:rPr>
-                <w:sz w:val="20"/>
-                <w:szCs w:val="20"/>
-              </w:rPr>
-            </w:pPr>
-          </w:p>
-        </w:tc>
-        <w:tc>
-          <w:tcPr>
-            <w:tcW w:w="1354" w:type="dxa"/>
+            <w:tcW w:w="1418" w:type="dxa"/>
+            <w:tcBorders>
+              <w:left w:val="single" w:sz="4" w:space="0" w:color="auto"/>
+            </w:tcBorders>
+          </w:tcPr>
+          <w:p>
+            <w:pPr>
+              <w:pStyle w:val="Compact"/>
+              <w:rPr>
+                <w:sz w:val="20"/>
+                <w:szCs w:val="20"/>
+              </w:rPr>
+            </w:pPr>
+          </w:p>
+        </w:tc>
+        <w:tc>
+          <w:tcPr>
+            <w:tcW w:w="1418" w:type="dxa"/>
           </w:tcPr>
           <w:p>
             <w:pPr>
@@ -621,7 +638,10 @@
         </w:tc>
         <w:tc>
           <w:tcPr>
-            <w:tcW w:w="1309" w:type="dxa"/>
+            <w:tcW w:w="1418" w:type="dxa"/>
+            <w:tcBorders>
+              <w:right w:val="single" w:sz="4" w:space="0" w:color="auto"/>
+            </w:tcBorders>
           </w:tcPr>
           <w:p>
             <w:pPr>
@@ -642,21 +662,24 @@
         </w:tc>
         <w:tc>
           <w:tcPr>
-            <w:tcW w:w="1312" w:type="dxa"/>
-          </w:tcPr>
-          <w:p>
-            <w:pPr>
-              <w:pStyle w:val="Compact"/>
-              <w:rPr>
-                <w:sz w:val="20"/>
-                <w:szCs w:val="20"/>
-              </w:rPr>
-            </w:pPr>
-          </w:p>
-        </w:tc>
-        <w:tc>
-          <w:tcPr>
-            <w:tcW w:w="1354" w:type="dxa"/>
+            <w:tcW w:w="1418" w:type="dxa"/>
+            <w:tcBorders>
+              <w:left w:val="single" w:sz="4" w:space="0" w:color="auto"/>
+            </w:tcBorders>
+          </w:tcPr>
+          <w:p>
+            <w:pPr>
+              <w:pStyle w:val="Compact"/>
+              <w:rPr>
+                <w:sz w:val="20"/>
+                <w:szCs w:val="20"/>
+              </w:rPr>
+            </w:pPr>
+          </w:p>
+        </w:tc>
+        <w:tc>
+          <w:tcPr>
+            <w:tcW w:w="1418" w:type="dxa"/>
           </w:tcPr>
           <w:p>
             <w:pPr>
@@ -677,7 +700,10 @@
         </w:tc>
         <w:tc>
           <w:tcPr>
-            <w:tcW w:w="1327" w:type="dxa"/>
+            <w:tcW w:w="1418" w:type="dxa"/>
+            <w:tcBorders>
+              <w:right w:val="single" w:sz="4" w:space="0" w:color="auto"/>
+            </w:tcBorders>
           </w:tcPr>
           <w:p>
             <w:pPr>
@@ -700,7 +726,11 @@
       <w:tr>
         <w:tc>
           <w:tcPr>
-            <w:tcW w:w="1354" w:type="dxa"/>
+            <w:tcW w:w="2093" w:type="dxa"/>
+            <w:tcBorders>
+              <w:left w:val="single" w:sz="4" w:space="0" w:color="auto"/>
+              <w:right w:val="single" w:sz="4" w:space="0" w:color="auto"/>
+            </w:tcBorders>
           </w:tcPr>
           <w:p>
             <w:pPr>
@@ -721,7 +751,10 @@
         </w:tc>
         <w:tc>
           <w:tcPr>
-            <w:tcW w:w="1312" w:type="dxa"/>
+            <w:tcW w:w="1418" w:type="dxa"/>
+            <w:tcBorders>
+              <w:left w:val="single" w:sz="4" w:space="0" w:color="auto"/>
+            </w:tcBorders>
           </w:tcPr>
           <w:p>
             <w:pPr>
@@ -742,21 +775,24 @@
         </w:tc>
         <w:tc>
           <w:tcPr>
-            <w:tcW w:w="1354" w:type="dxa"/>
-          </w:tcPr>
-          <w:p>
-            <w:pPr>
-              <w:pStyle w:val="Compact"/>
-              <w:rPr>
-                <w:sz w:val="20"/>
-                <w:szCs w:val="20"/>
-              </w:rPr>
-            </w:pPr>
-          </w:p>
-        </w:tc>
-        <w:tc>
-          <w:tcPr>
-            <w:tcW w:w="1309" w:type="dxa"/>
+            <w:tcW w:w="1418" w:type="dxa"/>
+          </w:tcPr>
+          <w:p>
+            <w:pPr>
+              <w:pStyle w:val="Compact"/>
+              <w:rPr>
+                <w:sz w:val="20"/>
+                <w:szCs w:val="20"/>
+              </w:rPr>
+            </w:pPr>
+          </w:p>
+        </w:tc>
+        <w:tc>
+          <w:tcPr>
+            <w:tcW w:w="1418" w:type="dxa"/>
+            <w:tcBorders>
+              <w:right w:val="single" w:sz="4" w:space="0" w:color="auto"/>
+            </w:tcBorders>
           </w:tcPr>
           <w:p>
             <w:pPr>
@@ -777,7 +813,10 @@
         </w:tc>
         <w:tc>
           <w:tcPr>
-            <w:tcW w:w="1312" w:type="dxa"/>
+            <w:tcW w:w="1418" w:type="dxa"/>
+            <w:tcBorders>
+              <w:left w:val="single" w:sz="4" w:space="0" w:color="auto"/>
+            </w:tcBorders>
           </w:tcPr>
           <w:p>
             <w:pPr>
@@ -798,21 +837,24 @@
         </w:tc>
         <w:tc>
           <w:tcPr>
-            <w:tcW w:w="1354" w:type="dxa"/>
-          </w:tcPr>
-          <w:p>
-            <w:pPr>
-              <w:pStyle w:val="Compact"/>
-              <w:rPr>
-                <w:sz w:val="20"/>
-                <w:szCs w:val="20"/>
-              </w:rPr>
-            </w:pPr>
-          </w:p>
-        </w:tc>
-        <w:tc>
-          <w:tcPr>
-            <w:tcW w:w="1327" w:type="dxa"/>
+            <w:tcW w:w="1418" w:type="dxa"/>
+          </w:tcPr>
+          <w:p>
+            <w:pPr>
+              <w:pStyle w:val="Compact"/>
+              <w:rPr>
+                <w:sz w:val="20"/>
+                <w:szCs w:val="20"/>
+              </w:rPr>
+            </w:pPr>
+          </w:p>
+        </w:tc>
+        <w:tc>
+          <w:tcPr>
+            <w:tcW w:w="1418" w:type="dxa"/>
+            <w:tcBorders>
+              <w:right w:val="single" w:sz="4" w:space="0" w:color="auto"/>
+            </w:tcBorders>
           </w:tcPr>
           <w:p>
             <w:pPr>
@@ -835,7 +877,11 @@
       <w:tr>
         <w:tc>
           <w:tcPr>
-            <w:tcW w:w="1354" w:type="dxa"/>
+            <w:tcW w:w="2093" w:type="dxa"/>
+            <w:tcBorders>
+              <w:left w:val="single" w:sz="4" w:space="0" w:color="auto"/>
+              <w:right w:val="single" w:sz="4" w:space="0" w:color="auto"/>
+            </w:tcBorders>
           </w:tcPr>
           <w:p>
             <w:pPr>
@@ -856,35 +902,41 @@
         </w:tc>
         <w:tc>
           <w:tcPr>
-            <w:tcW w:w="1312" w:type="dxa"/>
-          </w:tcPr>
-          <w:p>
-            <w:pPr>
-              <w:pStyle w:val="Compact"/>
-              <w:rPr>
-                <w:sz w:val="20"/>
-                <w:szCs w:val="20"/>
-              </w:rPr>
-            </w:pPr>
-          </w:p>
-        </w:tc>
-        <w:tc>
-          <w:tcPr>
-            <w:tcW w:w="1354" w:type="dxa"/>
-          </w:tcPr>
-          <w:p>
-            <w:pPr>
-              <w:pStyle w:val="Compact"/>
-              <w:rPr>
-                <w:sz w:val="20"/>
-                <w:szCs w:val="20"/>
-              </w:rPr>
-            </w:pPr>
-          </w:p>
-        </w:tc>
-        <w:tc>
-          <w:tcPr>
-            <w:tcW w:w="1309" w:type="dxa"/>
+            <w:tcW w:w="1418" w:type="dxa"/>
+            <w:tcBorders>
+              <w:left w:val="single" w:sz="4" w:space="0" w:color="auto"/>
+            </w:tcBorders>
+          </w:tcPr>
+          <w:p>
+            <w:pPr>
+              <w:pStyle w:val="Compact"/>
+              <w:rPr>
+                <w:sz w:val="20"/>
+                <w:szCs w:val="20"/>
+              </w:rPr>
+            </w:pPr>
+          </w:p>
+        </w:tc>
+        <w:tc>
+          <w:tcPr>
+            <w:tcW w:w="1418" w:type="dxa"/>
+          </w:tcPr>
+          <w:p>
+            <w:pPr>
+              <w:pStyle w:val="Compact"/>
+              <w:rPr>
+                <w:sz w:val="20"/>
+                <w:szCs w:val="20"/>
+              </w:rPr>
+            </w:pPr>
+          </w:p>
+        </w:tc>
+        <w:tc>
+          <w:tcPr>
+            <w:tcW w:w="1418" w:type="dxa"/>
+            <w:tcBorders>
+              <w:right w:val="single" w:sz="4" w:space="0" w:color="auto"/>
+            </w:tcBorders>
           </w:tcPr>
           <w:p>
             <w:pPr>
@@ -905,35 +957,41 @@
         </w:tc>
         <w:tc>
           <w:tcPr>
-            <w:tcW w:w="1312" w:type="dxa"/>
-          </w:tcPr>
-          <w:p>
-            <w:pPr>
-              <w:pStyle w:val="Compact"/>
-              <w:rPr>
-                <w:sz w:val="20"/>
-                <w:szCs w:val="20"/>
-              </w:rPr>
-            </w:pPr>
-          </w:p>
-        </w:tc>
-        <w:tc>
-          <w:tcPr>
-            <w:tcW w:w="1354" w:type="dxa"/>
-          </w:tcPr>
-          <w:p>
-            <w:pPr>
-              <w:pStyle w:val="Compact"/>
-              <w:rPr>
-                <w:sz w:val="20"/>
-                <w:szCs w:val="20"/>
-              </w:rPr>
-            </w:pPr>
-          </w:p>
-        </w:tc>
-        <w:tc>
-          <w:tcPr>
-            <w:tcW w:w="1327" w:type="dxa"/>
+            <w:tcW w:w="1418" w:type="dxa"/>
+            <w:tcBorders>
+              <w:left w:val="single" w:sz="4" w:space="0" w:color="auto"/>
+            </w:tcBorders>
+          </w:tcPr>
+          <w:p>
+            <w:pPr>
+              <w:pStyle w:val="Compact"/>
+              <w:rPr>
+                <w:sz w:val="20"/>
+                <w:szCs w:val="20"/>
+              </w:rPr>
+            </w:pPr>
+          </w:p>
+        </w:tc>
+        <w:tc>
+          <w:tcPr>
+            <w:tcW w:w="1418" w:type="dxa"/>
+          </w:tcPr>
+          <w:p>
+            <w:pPr>
+              <w:pStyle w:val="Compact"/>
+              <w:rPr>
+                <w:sz w:val="20"/>
+                <w:szCs w:val="20"/>
+              </w:rPr>
+            </w:pPr>
+          </w:p>
+        </w:tc>
+        <w:tc>
+          <w:tcPr>
+            <w:tcW w:w="1418" w:type="dxa"/>
+            <w:tcBorders>
+              <w:right w:val="single" w:sz="4" w:space="0" w:color="auto"/>
+            </w:tcBorders>
           </w:tcPr>
           <w:p>
             <w:pPr>
@@ -956,7 +1014,11 @@
       <w:tr>
         <w:tc>
           <w:tcPr>
-            <w:tcW w:w="1354" w:type="dxa"/>
+            <w:tcW w:w="2093" w:type="dxa"/>
+            <w:tcBorders>
+              <w:left w:val="single" w:sz="4" w:space="0" w:color="auto"/>
+              <w:right w:val="single" w:sz="4" w:space="0" w:color="auto"/>
+            </w:tcBorders>
           </w:tcPr>
           <w:p>
             <w:pPr>
@@ -977,35 +1039,41 @@
         </w:tc>
         <w:tc>
           <w:tcPr>
-            <w:tcW w:w="1312" w:type="dxa"/>
-          </w:tcPr>
-          <w:p>
-            <w:pPr>
-              <w:pStyle w:val="Compact"/>
-              <w:rPr>
-                <w:sz w:val="20"/>
-                <w:szCs w:val="20"/>
-              </w:rPr>
-            </w:pPr>
-          </w:p>
-        </w:tc>
-        <w:tc>
-          <w:tcPr>
-            <w:tcW w:w="1354" w:type="dxa"/>
-          </w:tcPr>
-          <w:p>
-            <w:pPr>
-              <w:pStyle w:val="Compact"/>
-              <w:rPr>
-                <w:sz w:val="20"/>
-                <w:szCs w:val="20"/>
-              </w:rPr>
-            </w:pPr>
-          </w:p>
-        </w:tc>
-        <w:tc>
-          <w:tcPr>
-            <w:tcW w:w="1309" w:type="dxa"/>
+            <w:tcW w:w="1418" w:type="dxa"/>
+            <w:tcBorders>
+              <w:left w:val="single" w:sz="4" w:space="0" w:color="auto"/>
+            </w:tcBorders>
+          </w:tcPr>
+          <w:p>
+            <w:pPr>
+              <w:pStyle w:val="Compact"/>
+              <w:rPr>
+                <w:sz w:val="20"/>
+                <w:szCs w:val="20"/>
+              </w:rPr>
+            </w:pPr>
+          </w:p>
+        </w:tc>
+        <w:tc>
+          <w:tcPr>
+            <w:tcW w:w="1418" w:type="dxa"/>
+          </w:tcPr>
+          <w:p>
+            <w:pPr>
+              <w:pStyle w:val="Compact"/>
+              <w:rPr>
+                <w:sz w:val="20"/>
+                <w:szCs w:val="20"/>
+              </w:rPr>
+            </w:pPr>
+          </w:p>
+        </w:tc>
+        <w:tc>
+          <w:tcPr>
+            <w:tcW w:w="1418" w:type="dxa"/>
+            <w:tcBorders>
+              <w:right w:val="single" w:sz="4" w:space="0" w:color="auto"/>
+            </w:tcBorders>
           </w:tcPr>
           <w:p>
             <w:pPr>
@@ -1026,35 +1094,41 @@
         </w:tc>
         <w:tc>
           <w:tcPr>
-            <w:tcW w:w="1312" w:type="dxa"/>
-          </w:tcPr>
-          <w:p>
-            <w:pPr>
-              <w:pStyle w:val="Compact"/>
-              <w:rPr>
-                <w:sz w:val="20"/>
-                <w:szCs w:val="20"/>
-              </w:rPr>
-            </w:pPr>
-          </w:p>
-        </w:tc>
-        <w:tc>
-          <w:tcPr>
-            <w:tcW w:w="1354" w:type="dxa"/>
-          </w:tcPr>
-          <w:p>
-            <w:pPr>
-              <w:pStyle w:val="Compact"/>
-              <w:rPr>
-                <w:sz w:val="20"/>
-                <w:szCs w:val="20"/>
-              </w:rPr>
-            </w:pPr>
-          </w:p>
-        </w:tc>
-        <w:tc>
-          <w:tcPr>
-            <w:tcW w:w="1327" w:type="dxa"/>
+            <w:tcW w:w="1418" w:type="dxa"/>
+            <w:tcBorders>
+              <w:left w:val="single" w:sz="4" w:space="0" w:color="auto"/>
+            </w:tcBorders>
+          </w:tcPr>
+          <w:p>
+            <w:pPr>
+              <w:pStyle w:val="Compact"/>
+              <w:rPr>
+                <w:sz w:val="20"/>
+                <w:szCs w:val="20"/>
+              </w:rPr>
+            </w:pPr>
+          </w:p>
+        </w:tc>
+        <w:tc>
+          <w:tcPr>
+            <w:tcW w:w="1418" w:type="dxa"/>
+          </w:tcPr>
+          <w:p>
+            <w:pPr>
+              <w:pStyle w:val="Compact"/>
+              <w:rPr>
+                <w:sz w:val="20"/>
+                <w:szCs w:val="20"/>
+              </w:rPr>
+            </w:pPr>
+          </w:p>
+        </w:tc>
+        <w:tc>
+          <w:tcPr>
+            <w:tcW w:w="1418" w:type="dxa"/>
+            <w:tcBorders>
+              <w:right w:val="single" w:sz="4" w:space="0" w:color="auto"/>
+            </w:tcBorders>
           </w:tcPr>
           <w:p>
             <w:pPr>
@@ -1077,9 +1151,11 @@
       <w:tr>
         <w:tc>
           <w:tcPr>
-            <w:tcW w:w="1354" w:type="dxa"/>
-            <w:tcBorders>
+            <w:tcW w:w="2093" w:type="dxa"/>
+            <w:tcBorders>
+              <w:left w:val="single" w:sz="4" w:space="0" w:color="auto"/>
               <w:bottom w:val="single" w:sz="4" w:space="0" w:color="auto"/>
+              <w:right w:val="single" w:sz="4" w:space="0" w:color="auto"/>
             </w:tcBorders>
           </w:tcPr>
           <w:p>
@@ -1110,8 +1186,9 @@
         </w:tc>
         <w:tc>
           <w:tcPr>
-            <w:tcW w:w="1312" w:type="dxa"/>
-            <w:tcBorders>
+            <w:tcW w:w="1418" w:type="dxa"/>
+            <w:tcBorders>
+              <w:left w:val="single" w:sz="4" w:space="0" w:color="auto"/>
               <w:bottom w:val="single" w:sz="4" w:space="0" w:color="auto"/>
             </w:tcBorders>
           </w:tcPr>
@@ -1127,7 +1204,7 @@
         </w:tc>
         <w:tc>
           <w:tcPr>
-            <w:tcW w:w="1354" w:type="dxa"/>
+            <w:tcW w:w="1418" w:type="dxa"/>
             <w:tcBorders>
               <w:bottom w:val="single" w:sz="4" w:space="0" w:color="auto"/>
             </w:tcBorders>
@@ -1144,9 +1221,10 @@
         </w:tc>
         <w:tc>
           <w:tcPr>
-            <w:tcW w:w="1309" w:type="dxa"/>
+            <w:tcW w:w="1418" w:type="dxa"/>
             <w:tcBorders>
               <w:bottom w:val="single" w:sz="4" w:space="0" w:color="auto"/>
+              <w:right w:val="single" w:sz="4" w:space="0" w:color="auto"/>
             </w:tcBorders>
           </w:tcPr>
           <w:p>
@@ -1168,8 +1246,9 @@
         </w:tc>
         <w:tc>
           <w:tcPr>
-            <w:tcW w:w="1312" w:type="dxa"/>
-            <w:tcBorders>
+            <w:tcW w:w="1418" w:type="dxa"/>
+            <w:tcBorders>
+              <w:left w:val="single" w:sz="4" w:space="0" w:color="auto"/>
               <w:bottom w:val="single" w:sz="4" w:space="0" w:color="auto"/>
             </w:tcBorders>
           </w:tcPr>
@@ -1185,7 +1264,7 @@
         </w:tc>
         <w:tc>
           <w:tcPr>
-            <w:tcW w:w="1354" w:type="dxa"/>
+            <w:tcW w:w="1418" w:type="dxa"/>
             <w:tcBorders>
               <w:bottom w:val="single" w:sz="4" w:space="0" w:color="auto"/>
             </w:tcBorders>
@@ -1202,25 +1281,35 @@
         </w:tc>
         <w:tc>
           <w:tcPr>
-            <w:tcW w:w="1327" w:type="dxa"/>
+            <w:tcW w:w="1418" w:type="dxa"/>
             <w:tcBorders>
               <w:bottom w:val="single" w:sz="4" w:space="0" w:color="auto"/>
-            </w:tcBorders>
-          </w:tcPr>
-          <w:p>
-            <w:pPr>
-              <w:pStyle w:val="Compact"/>
-              <w:rPr>
-                <w:sz w:val="20"/>
-                <w:szCs w:val="20"/>
-              </w:rPr>
-            </w:pPr>
-            <w:r>
-              <w:rPr>
-                <w:sz w:val="20"/>
-                <w:szCs w:val="20"/>
-              </w:rPr>
-              <w:t>0.189 (0.112)</w:t>
+              <w:right w:val="single" w:sz="4" w:space="0" w:color="auto"/>
+            </w:tcBorders>
+          </w:tcPr>
+          <w:p>
+            <w:pPr>
+              <w:pStyle w:val="Compact"/>
+              <w:rPr>
+                <w:sz w:val="20"/>
+                <w:szCs w:val="20"/>
+              </w:rPr>
+            </w:pPr>
+            <w:proofErr w:type="gramStart"/>
+            <w:r>
+              <w:rPr>
+                <w:sz w:val="20"/>
+                <w:szCs w:val="20"/>
+              </w:rPr>
+              <w:t>0.189† (</w:t>
+            </w:r>
+            <w:proofErr w:type="gramEnd"/>
+            <w:r>
+              <w:rPr>
+                <w:sz w:val="20"/>
+                <w:szCs w:val="20"/>
+              </w:rPr>
+              <w:t>0.112)</w:t>
             </w:r>
           </w:p>
         </w:tc>
@@ -1228,9 +1317,11 @@
       <w:tr>
         <w:tc>
           <w:tcPr>
-            <w:tcW w:w="1354" w:type="dxa"/>
+            <w:tcW w:w="2093" w:type="dxa"/>
             <w:tcBorders>
               <w:top w:val="single" w:sz="4" w:space="0" w:color="auto"/>
+              <w:left w:val="single" w:sz="4" w:space="0" w:color="auto"/>
+              <w:right w:val="single" w:sz="4" w:space="0" w:color="auto"/>
             </w:tcBorders>
           </w:tcPr>
           <w:p>
@@ -1252,9 +1343,10 @@
         </w:tc>
         <w:tc>
           <w:tcPr>
-            <w:tcW w:w="1312" w:type="dxa"/>
+            <w:tcW w:w="1418" w:type="dxa"/>
             <w:tcBorders>
               <w:top w:val="single" w:sz="4" w:space="0" w:color="auto"/>
+              <w:left w:val="single" w:sz="4" w:space="0" w:color="auto"/>
             </w:tcBorders>
           </w:tcPr>
           <w:p>
@@ -1276,7 +1368,7 @@
         </w:tc>
         <w:tc>
           <w:tcPr>
-            <w:tcW w:w="1354" w:type="dxa"/>
+            <w:tcW w:w="1418" w:type="dxa"/>
             <w:tcBorders>
               <w:top w:val="single" w:sz="4" w:space="0" w:color="auto"/>
             </w:tcBorders>
@@ -1300,9 +1392,10 @@
         </w:tc>
         <w:tc>
           <w:tcPr>
-            <w:tcW w:w="1309" w:type="dxa"/>
+            <w:tcW w:w="1418" w:type="dxa"/>
             <w:tcBorders>
               <w:top w:val="single" w:sz="4" w:space="0" w:color="auto"/>
+              <w:right w:val="single" w:sz="4" w:space="0" w:color="auto"/>
             </w:tcBorders>
           </w:tcPr>
           <w:p>
@@ -1324,9 +1417,10 @@
         </w:tc>
         <w:tc>
           <w:tcPr>
-            <w:tcW w:w="1312" w:type="dxa"/>
+            <w:tcW w:w="1418" w:type="dxa"/>
             <w:tcBorders>
               <w:top w:val="single" w:sz="4" w:space="0" w:color="auto"/>
+              <w:left w:val="single" w:sz="4" w:space="0" w:color="auto"/>
             </w:tcBorders>
           </w:tcPr>
           <w:p>
@@ -1348,7 +1442,7 @@
         </w:tc>
         <w:tc>
           <w:tcPr>
-            <w:tcW w:w="1354" w:type="dxa"/>
+            <w:tcW w:w="1418" w:type="dxa"/>
             <w:tcBorders>
               <w:top w:val="single" w:sz="4" w:space="0" w:color="auto"/>
             </w:tcBorders>
@@ -1372,9 +1466,10 @@
         </w:tc>
         <w:tc>
           <w:tcPr>
-            <w:tcW w:w="1327" w:type="dxa"/>
+            <w:tcW w:w="1418" w:type="dxa"/>
             <w:tcBorders>
               <w:top w:val="single" w:sz="4" w:space="0" w:color="auto"/>
+              <w:right w:val="single" w:sz="4" w:space="0" w:color="auto"/>
             </w:tcBorders>
           </w:tcPr>
           <w:p>
@@ -1398,7 +1493,11 @@
       <w:tr>
         <w:tc>
           <w:tcPr>
-            <w:tcW w:w="1354" w:type="dxa"/>
+            <w:tcW w:w="2093" w:type="dxa"/>
+            <w:tcBorders>
+              <w:left w:val="single" w:sz="4" w:space="0" w:color="auto"/>
+              <w:right w:val="single" w:sz="4" w:space="0" w:color="auto"/>
+            </w:tcBorders>
           </w:tcPr>
           <w:p>
             <w:pPr>
@@ -1419,7 +1518,10 @@
         </w:tc>
         <w:tc>
           <w:tcPr>
-            <w:tcW w:w="1312" w:type="dxa"/>
+            <w:tcW w:w="1418" w:type="dxa"/>
+            <w:tcBorders>
+              <w:left w:val="single" w:sz="4" w:space="0" w:color="auto"/>
+            </w:tcBorders>
           </w:tcPr>
           <w:p>
             <w:pPr>
@@ -1440,7 +1542,7 @@
         </w:tc>
         <w:tc>
           <w:tcPr>
-            <w:tcW w:w="1354" w:type="dxa"/>
+            <w:tcW w:w="1418" w:type="dxa"/>
           </w:tcPr>
           <w:p>
             <w:pPr>
@@ -1461,7 +1563,10 @@
         </w:tc>
         <w:tc>
           <w:tcPr>
-            <w:tcW w:w="1309" w:type="dxa"/>
+            <w:tcW w:w="1418" w:type="dxa"/>
+            <w:tcBorders>
+              <w:right w:val="single" w:sz="4" w:space="0" w:color="auto"/>
+            </w:tcBorders>
           </w:tcPr>
           <w:p>
             <w:pPr>
@@ -1482,7 +1587,10 @@
         </w:tc>
         <w:tc>
           <w:tcPr>
-            <w:tcW w:w="1312" w:type="dxa"/>
+            <w:tcW w:w="1418" w:type="dxa"/>
+            <w:tcBorders>
+              <w:left w:val="single" w:sz="4" w:space="0" w:color="auto"/>
+            </w:tcBorders>
           </w:tcPr>
           <w:p>
             <w:pPr>
@@ -1503,7 +1611,7 @@
         </w:tc>
         <w:tc>
           <w:tcPr>
-            <w:tcW w:w="1354" w:type="dxa"/>
+            <w:tcW w:w="1418" w:type="dxa"/>
           </w:tcPr>
           <w:p>
             <w:pPr>
@@ -1524,7 +1632,10 @@
         </w:tc>
         <w:tc>
           <w:tcPr>
-            <w:tcW w:w="1327" w:type="dxa"/>
+            <w:tcW w:w="1418" w:type="dxa"/>
+            <w:tcBorders>
+              <w:right w:val="single" w:sz="4" w:space="0" w:color="auto"/>
+            </w:tcBorders>
           </w:tcPr>
           <w:p>
             <w:pPr>
@@ -1547,7 +1658,11 @@
       <w:tr>
         <w:tc>
           <w:tcPr>
-            <w:tcW w:w="1354" w:type="dxa"/>
+            <w:tcW w:w="2093" w:type="dxa"/>
+            <w:tcBorders>
+              <w:left w:val="single" w:sz="4" w:space="0" w:color="auto"/>
+              <w:right w:val="single" w:sz="4" w:space="0" w:color="auto"/>
+            </w:tcBorders>
           </w:tcPr>
           <w:p>
             <w:pPr>
@@ -1568,7 +1683,10 @@
         </w:tc>
         <w:tc>
           <w:tcPr>
-            <w:tcW w:w="1312" w:type="dxa"/>
+            <w:tcW w:w="1418" w:type="dxa"/>
+            <w:tcBorders>
+              <w:left w:val="single" w:sz="4" w:space="0" w:color="auto"/>
+            </w:tcBorders>
           </w:tcPr>
           <w:p>
             <w:pPr>
@@ -1589,7 +1707,7 @@
         </w:tc>
         <w:tc>
           <w:tcPr>
-            <w:tcW w:w="1354" w:type="dxa"/>
+            <w:tcW w:w="1418" w:type="dxa"/>
           </w:tcPr>
           <w:p>
             <w:pPr>
@@ -1610,7 +1728,10 @@
         </w:tc>
         <w:tc>
           <w:tcPr>
-            <w:tcW w:w="1309" w:type="dxa"/>
+            <w:tcW w:w="1418" w:type="dxa"/>
+            <w:tcBorders>
+              <w:right w:val="single" w:sz="4" w:space="0" w:color="auto"/>
+            </w:tcBorders>
           </w:tcPr>
           <w:p>
             <w:pPr>
@@ -1631,7 +1752,10 @@
         </w:tc>
         <w:tc>
           <w:tcPr>
-            <w:tcW w:w="1312" w:type="dxa"/>
+            <w:tcW w:w="1418" w:type="dxa"/>
+            <w:tcBorders>
+              <w:left w:val="single" w:sz="4" w:space="0" w:color="auto"/>
+            </w:tcBorders>
           </w:tcPr>
           <w:p>
             <w:pPr>
@@ -1652,7 +1776,7 @@
         </w:tc>
         <w:tc>
           <w:tcPr>
-            <w:tcW w:w="1354" w:type="dxa"/>
+            <w:tcW w:w="1418" w:type="dxa"/>
           </w:tcPr>
           <w:p>
             <w:pPr>
@@ -1673,7 +1797,10 @@
         </w:tc>
         <w:tc>
           <w:tcPr>
-            <w:tcW w:w="1327" w:type="dxa"/>
+            <w:tcW w:w="1418" w:type="dxa"/>
+            <w:tcBorders>
+              <w:right w:val="single" w:sz="4" w:space="0" w:color="auto"/>
+            </w:tcBorders>
           </w:tcPr>
           <w:p>
             <w:pPr>
@@ -1696,7 +1823,11 @@
       <w:tr>
         <w:tc>
           <w:tcPr>
-            <w:tcW w:w="1354" w:type="dxa"/>
+            <w:tcW w:w="2093" w:type="dxa"/>
+            <w:tcBorders>
+              <w:left w:val="single" w:sz="4" w:space="0" w:color="auto"/>
+              <w:right w:val="single" w:sz="4" w:space="0" w:color="auto"/>
+            </w:tcBorders>
           </w:tcPr>
           <w:p>
             <w:pPr>
@@ -1717,7 +1848,10 @@
         </w:tc>
         <w:tc>
           <w:tcPr>
-            <w:tcW w:w="1312" w:type="dxa"/>
+            <w:tcW w:w="1418" w:type="dxa"/>
+            <w:tcBorders>
+              <w:left w:val="single" w:sz="4" w:space="0" w:color="auto"/>
+            </w:tcBorders>
           </w:tcPr>
           <w:p>
             <w:pPr>
@@ -1738,7 +1872,7 @@
         </w:tc>
         <w:tc>
           <w:tcPr>
-            <w:tcW w:w="1354" w:type="dxa"/>
+            <w:tcW w:w="1418" w:type="dxa"/>
           </w:tcPr>
           <w:p>
             <w:pPr>
@@ -1759,7 +1893,10 @@
         </w:tc>
         <w:tc>
           <w:tcPr>
-            <w:tcW w:w="1309" w:type="dxa"/>
+            <w:tcW w:w="1418" w:type="dxa"/>
+            <w:tcBorders>
+              <w:right w:val="single" w:sz="4" w:space="0" w:color="auto"/>
+            </w:tcBorders>
           </w:tcPr>
           <w:p>
             <w:pPr>
@@ -1780,7 +1917,10 @@
         </w:tc>
         <w:tc>
           <w:tcPr>
-            <w:tcW w:w="1312" w:type="dxa"/>
+            <w:tcW w:w="1418" w:type="dxa"/>
+            <w:tcBorders>
+              <w:left w:val="single" w:sz="4" w:space="0" w:color="auto"/>
+            </w:tcBorders>
           </w:tcPr>
           <w:p>
             <w:pPr>
@@ -1801,7 +1941,7 @@
         </w:tc>
         <w:tc>
           <w:tcPr>
-            <w:tcW w:w="1354" w:type="dxa"/>
+            <w:tcW w:w="1418" w:type="dxa"/>
           </w:tcPr>
           <w:p>
             <w:pPr>
@@ -1822,7 +1962,10 @@
         </w:tc>
         <w:tc>
           <w:tcPr>
-            <w:tcW w:w="1327" w:type="dxa"/>
+            <w:tcW w:w="1418" w:type="dxa"/>
+            <w:tcBorders>
+              <w:right w:val="single" w:sz="4" w:space="0" w:color="auto"/>
+            </w:tcBorders>
           </w:tcPr>
           <w:p>
             <w:pPr>
@@ -1845,26 +1988,21 @@
       <w:tr>
         <w:tc>
           <w:tcPr>
-            <w:tcW w:w="1354" w:type="dxa"/>
-            <w:tcBorders>
+            <w:tcW w:w="2093" w:type="dxa"/>
+            <w:tcBorders>
+              <w:left w:val="single" w:sz="4" w:space="0" w:color="auto"/>
               <w:bottom w:val="single" w:sz="4" w:space="0" w:color="auto"/>
-            </w:tcBorders>
-          </w:tcPr>
-          <w:p>
-            <w:pPr>
-              <w:pStyle w:val="Compact"/>
-              <w:rPr>
-                <w:sz w:val="20"/>
-                <w:szCs w:val="20"/>
-              </w:rPr>
-            </w:pPr>
-            <w:r>
-              <w:rPr>
-                <w:sz w:val="20"/>
-                <w:szCs w:val="20"/>
-              </w:rPr>
-              <w:t xml:space="preserve">Pseudo </w:t>
-            </w:r>
+              <w:right w:val="single" w:sz="4" w:space="0" w:color="auto"/>
+            </w:tcBorders>
+          </w:tcPr>
+          <w:p>
+            <w:pPr>
+              <w:pStyle w:val="Compact"/>
+              <w:rPr>
+                <w:sz w:val="20"/>
+                <w:szCs w:val="20"/>
+              </w:rPr>
+            </w:pPr>
             <w:r>
               <w:rPr>
                 <w:sz w:val="20"/>
@@ -1876,8 +2014,9 @@
         </w:tc>
         <w:tc>
           <w:tcPr>
-            <w:tcW w:w="1312" w:type="dxa"/>
-            <w:tcBorders>
+            <w:tcW w:w="1418" w:type="dxa"/>
+            <w:tcBorders>
+              <w:left w:val="single" w:sz="4" w:space="0" w:color="auto"/>
               <w:bottom w:val="single" w:sz="4" w:space="0" w:color="auto"/>
             </w:tcBorders>
           </w:tcPr>
@@ -1900,7 +2039,7 @@
         </w:tc>
         <w:tc>
           <w:tcPr>
-            <w:tcW w:w="1354" w:type="dxa"/>
+            <w:tcW w:w="1418" w:type="dxa"/>
             <w:tcBorders>
               <w:bottom w:val="single" w:sz="4" w:space="0" w:color="auto"/>
             </w:tcBorders>
@@ -1924,9 +2063,10 @@
         </w:tc>
         <w:tc>
           <w:tcPr>
-            <w:tcW w:w="1309" w:type="dxa"/>
+            <w:tcW w:w="1418" w:type="dxa"/>
             <w:tcBorders>
               <w:bottom w:val="single" w:sz="4" w:space="0" w:color="auto"/>
+              <w:right w:val="single" w:sz="4" w:space="0" w:color="auto"/>
             </w:tcBorders>
           </w:tcPr>
           <w:p>
@@ -1948,8 +2088,9 @@
         </w:tc>
         <w:tc>
           <w:tcPr>
-            <w:tcW w:w="1312" w:type="dxa"/>
-            <w:tcBorders>
+            <w:tcW w:w="1418" w:type="dxa"/>
+            <w:tcBorders>
+              <w:left w:val="single" w:sz="4" w:space="0" w:color="auto"/>
               <w:bottom w:val="single" w:sz="4" w:space="0" w:color="auto"/>
             </w:tcBorders>
           </w:tcPr>
@@ -1972,7 +2113,7 @@
         </w:tc>
         <w:tc>
           <w:tcPr>
-            <w:tcW w:w="1354" w:type="dxa"/>
+            <w:tcW w:w="1418" w:type="dxa"/>
             <w:tcBorders>
               <w:bottom w:val="single" w:sz="4" w:space="0" w:color="auto"/>
             </w:tcBorders>
@@ -1996,9 +2137,10 @@
         </w:tc>
         <w:tc>
           <w:tcPr>
-            <w:tcW w:w="1327" w:type="dxa"/>
+            <w:tcW w:w="1418" w:type="dxa"/>
             <w:tcBorders>
               <w:bottom w:val="single" w:sz="4" w:space="0" w:color="auto"/>
+              <w:right w:val="single" w:sz="4" w:space="0" w:color="auto"/>
             </w:tcBorders>
           </w:tcPr>
           <w:p>
@@ -2022,33 +2164,32 @@
       <w:tr>
         <w:tc>
           <w:tcPr>
-            <w:tcW w:w="9322" w:type="dxa"/>
+            <w:tcW w:w="1418" w:type="dxa"/>
             <w:gridSpan w:val="7"/>
-            <w:tcBorders>
-              <w:top w:val="single" w:sz="4" w:space="0" w:color="auto"/>
-            </w:tcBorders>
-          </w:tcPr>
-          <w:p>
-            <w:pPr>
-              <w:pStyle w:val="Compact"/>
-              <w:rPr>
-                <w:sz w:val="20"/>
-                <w:szCs w:val="20"/>
-              </w:rPr>
-            </w:pPr>
-            <w:r>
-              <w:rPr>
-                <w:sz w:val="20"/>
-                <w:szCs w:val="20"/>
-              </w:rPr>
-              <w:t xml:space="preserve">* </w:t>
-            </w:r>
-            <w:r>
-              <w:rPr>
-                <w:sz w:val="20"/>
-                <w:szCs w:val="20"/>
-              </w:rPr>
-              <w:t>p &lt; 0.05, ** p &lt; 0.01, *** p &lt; 0.001</w:t>
+          </w:tcPr>
+          <w:p>
+            <w:pPr>
+              <w:pStyle w:val="Compact"/>
+              <w:rPr>
+                <w:sz w:val="20"/>
+                <w:szCs w:val="20"/>
+              </w:rPr>
+            </w:pPr>
+            <w:proofErr w:type="gramStart"/>
+            <w:r>
+              <w:rPr>
+                <w:sz w:val="20"/>
+                <w:szCs w:val="20"/>
+              </w:rPr>
+              <w:t>† p &lt;</w:t>
+            </w:r>
+            <w:proofErr w:type="gramEnd"/>
+            <w:r>
+              <w:rPr>
+                <w:sz w:val="20"/>
+                <w:szCs w:val="20"/>
+              </w:rPr>
+              <w:t xml:space="preserve"> 0.1, * p &lt; 0.05, ** p &lt; 0.01, *** p &lt; 0.001</w:t>
             </w:r>
           </w:p>
         </w:tc>
@@ -2056,7 +2197,7 @@
       <w:tr>
         <w:tc>
           <w:tcPr>
-            <w:tcW w:w="9322" w:type="dxa"/>
+            <w:tcW w:w="1418" w:type="dxa"/>
             <w:gridSpan w:val="7"/>
           </w:tcPr>
           <w:p>
@@ -2096,7 +2237,7 @@
   <w:abstractNum w:abstractNumId="0" w15:restartNumberingAfterBreak="0">
     <w:nsid w:val="0000A990"/>
     <w:multiLevelType w:val="multilevel"/>
-    <w:tmpl w:val="7FB85960"/>
+    <w:tmpl w:val="83A60B48"/>
     <w:lvl w:ilvl="0">
       <w:numFmt w:val="bullet"/>
       <w:lvlText w:val=" "/>
@@ -2170,115 +2311,8 @@
       </w:pPr>
     </w:lvl>
   </w:abstractNum>
-  <w:abstractNum w:abstractNumId="1" w15:restartNumberingAfterBreak="0">
-    <w:nsid w:val="0000A991"/>
-    <w:multiLevelType w:val="multilevel"/>
-    <w:tmpl w:val="9F089A04"/>
-    <w:lvl w:ilvl="0">
-      <w:numFmt w:val="bullet"/>
-      <w:lvlText w:val=""/>
-      <w:lvlJc w:val="left"/>
-      <w:pPr>
-        <w:ind w:left="720" w:hanging="360"/>
-      </w:pPr>
-      <w:rPr>
-        <w:rFonts w:ascii="Symbol" w:hAnsi="Symbol" w:cs="Symbol" w:hint="default"/>
-      </w:rPr>
-    </w:lvl>
-    <w:lvl w:ilvl="1">
-      <w:numFmt w:val="bullet"/>
-      <w:lvlText w:val="o"/>
-      <w:lvlJc w:val="left"/>
-      <w:pPr>
-        <w:ind w:left="1440" w:hanging="360"/>
-      </w:pPr>
-      <w:rPr>
-        <w:rFonts w:ascii="Courier New" w:hAnsi="Courier New" w:cs="Courier New" w:hint="default"/>
-      </w:rPr>
-    </w:lvl>
-    <w:lvl w:ilvl="2">
-      <w:numFmt w:val="bullet"/>
-      <w:lvlText w:val=""/>
-      <w:lvlJc w:val="left"/>
-      <w:pPr>
-        <w:ind w:left="2160" w:hanging="360"/>
-      </w:pPr>
-      <w:rPr>
-        <w:rFonts w:ascii="Wingdings" w:hAnsi="Wingdings" w:cs="Wingdings" w:hint="default"/>
-      </w:rPr>
-    </w:lvl>
-    <w:lvl w:ilvl="3">
-      <w:numFmt w:val="bullet"/>
-      <w:lvlText w:val=""/>
-      <w:lvlJc w:val="left"/>
-      <w:pPr>
-        <w:ind w:left="2880" w:hanging="360"/>
-      </w:pPr>
-      <w:rPr>
-        <w:rFonts w:ascii="Symbol" w:hAnsi="Symbol" w:cs="Symbol" w:hint="default"/>
-      </w:rPr>
-    </w:lvl>
-    <w:lvl w:ilvl="4">
-      <w:numFmt w:val="bullet"/>
-      <w:lvlText w:val="o"/>
-      <w:lvlJc w:val="left"/>
-      <w:pPr>
-        <w:ind w:left="3600" w:hanging="360"/>
-      </w:pPr>
-      <w:rPr>
-        <w:rFonts w:ascii="Courier New" w:hAnsi="Courier New" w:cs="Courier New" w:hint="default"/>
-      </w:rPr>
-    </w:lvl>
-    <w:lvl w:ilvl="5">
-      <w:numFmt w:val="bullet"/>
-      <w:lvlText w:val=""/>
-      <w:lvlJc w:val="left"/>
-      <w:pPr>
-        <w:ind w:left="4320" w:hanging="360"/>
-      </w:pPr>
-      <w:rPr>
-        <w:rFonts w:ascii="Wingdings" w:hAnsi="Wingdings" w:cs="Wingdings" w:hint="default"/>
-      </w:rPr>
-    </w:lvl>
-    <w:lvl w:ilvl="6">
-      <w:numFmt w:val="bullet"/>
-      <w:lvlText w:val=""/>
-      <w:lvlJc w:val="left"/>
-      <w:pPr>
-        <w:ind w:left="5040" w:hanging="360"/>
-      </w:pPr>
-      <w:rPr>
-        <w:rFonts w:ascii="Symbol" w:hAnsi="Symbol" w:cs="Symbol" w:hint="default"/>
-      </w:rPr>
-    </w:lvl>
-    <w:lvl w:ilvl="7">
-      <w:numFmt w:val="bullet"/>
-      <w:lvlText w:val="o"/>
-      <w:lvlJc w:val="left"/>
-      <w:pPr>
-        <w:ind w:left="5760" w:hanging="360"/>
-      </w:pPr>
-      <w:rPr>
-        <w:rFonts w:ascii="Courier New" w:hAnsi="Courier New" w:cs="Courier New" w:hint="default"/>
-      </w:rPr>
-    </w:lvl>
-    <w:lvl w:ilvl="8">
-      <w:numFmt w:val="bullet"/>
-      <w:lvlText w:val=""/>
-      <w:lvlJc w:val="left"/>
-      <w:pPr>
-        <w:ind w:left="6480" w:hanging="360"/>
-      </w:pPr>
-      <w:rPr>
-        <w:rFonts w:ascii="Wingdings" w:hAnsi="Wingdings" w:cs="Wingdings" w:hint="default"/>
-      </w:rPr>
-    </w:lvl>
-  </w:abstractNum>
-  <w:num w:numId="1" w16cid:durableId="378550361">
+  <w:num w:numId="1" w16cid:durableId="1873567094">
     <w:abstractNumId w:val="0"/>
-  </w:num>
-  <w:num w:numId="2" w16cid:durableId="1600749480">
-    <w:abstractNumId w:val="1"/>
   </w:num>
 </w:numbering>
 </file>
